--- a/Meshack/Angular/Meshack_Burton.docx
+++ b/Meshack/Angular/Meshack_Burton.docx
@@ -556,7 +556,25 @@
           <w:sz w:val="18"/>
           <w:szCs w:val="18"/>
         </w:rPr>
-        <w:t>Angular (13–17)</w:t>
+        <w:t>Angular (13–</w:t>
+      </w:r>
+      <w:r>
+        <w:rPr>
+          <w:rStyle w:val="Strong"/>
+          <w:rFonts w:ascii="Arial" w:hAnsi="Arial" w:cs="Arial"/>
+          <w:sz w:val="18"/>
+          <w:szCs w:val="18"/>
+        </w:rPr>
+        <w:t>20</w:t>
+      </w:r>
+      <w:r>
+        <w:rPr>
+          <w:rStyle w:val="Strong"/>
+          <w:rFonts w:ascii="Arial" w:hAnsi="Arial" w:cs="Arial"/>
+          <w:sz w:val="18"/>
+          <w:szCs w:val="18"/>
+        </w:rPr>
+        <w:t>)</w:t>
       </w:r>
       <w:r>
         <w:rPr>
@@ -613,7 +631,25 @@
           <w:sz w:val="18"/>
           <w:szCs w:val="18"/>
         </w:rPr>
-        <w:t>Angular Material (13–17)</w:t>
+        <w:t>Angular Material (13–</w:t>
+      </w:r>
+      <w:r>
+        <w:rPr>
+          <w:rStyle w:val="Strong"/>
+          <w:rFonts w:ascii="Arial" w:hAnsi="Arial" w:cs="Arial"/>
+          <w:sz w:val="18"/>
+          <w:szCs w:val="18"/>
+        </w:rPr>
+        <w:t>20</w:t>
+      </w:r>
+      <w:r>
+        <w:rPr>
+          <w:rStyle w:val="Strong"/>
+          <w:rFonts w:ascii="Arial" w:hAnsi="Arial" w:cs="Arial"/>
+          <w:sz w:val="18"/>
+          <w:szCs w:val="18"/>
+        </w:rPr>
+        <w:t>)</w:t>
       </w:r>
       <w:r>
         <w:rPr>
@@ -692,7 +728,25 @@
           <w:sz w:val="18"/>
           <w:szCs w:val="18"/>
         </w:rPr>
-        <w:t xml:space="preserve"> (13–16)</w:t>
+        <w:t xml:space="preserve"> (13–</w:t>
+      </w:r>
+      <w:r>
+        <w:rPr>
+          <w:rStyle w:val="Strong"/>
+          <w:rFonts w:ascii="Arial" w:hAnsi="Arial" w:cs="Arial"/>
+          <w:sz w:val="18"/>
+          <w:szCs w:val="18"/>
+        </w:rPr>
+        <w:t>20</w:t>
+      </w:r>
+      <w:r>
+        <w:rPr>
+          <w:rStyle w:val="Strong"/>
+          <w:rFonts w:ascii="Arial" w:hAnsi="Arial" w:cs="Arial"/>
+          <w:sz w:val="18"/>
+          <w:szCs w:val="18"/>
+        </w:rPr>
+        <w:t>)</w:t>
       </w:r>
       <w:r>
         <w:rPr>
@@ -764,7 +818,17 @@
           <w:sz w:val="18"/>
           <w:szCs w:val="18"/>
         </w:rPr>
-        <w:t xml:space="preserve">Solved a high-severity production bug where concurrent form </w:t>
+        <w:t>Solved a high-severity production bug where co</w:t>
+      </w:r>
+      <w:bookmarkStart w:id="0" w:name="_GoBack"/>
+      <w:bookmarkEnd w:id="0"/>
+      <w:r>
+        <w:rPr>
+          <w:rFonts w:ascii="Arial" w:hAnsi="Arial" w:cs="Arial"/>
+          <w:sz w:val="18"/>
+          <w:szCs w:val="18"/>
+        </w:rPr>
+        <w:t xml:space="preserve">ncurrent form </w:t>
       </w:r>
       <w:proofErr w:type="spellStart"/>
       <w:r>
@@ -859,7 +923,16 @@
           <w:sz w:val="18"/>
           <w:szCs w:val="18"/>
         </w:rPr>
-        <w:t>Angular 15+</w:t>
+        <w:t xml:space="preserve">Angular </w:t>
+      </w:r>
+      <w:r>
+        <w:rPr>
+          <w:rStyle w:val="Strong"/>
+          <w:rFonts w:ascii="Arial" w:hAnsi="Arial" w:cs="Arial"/>
+          <w:sz w:val="18"/>
+          <w:szCs w:val="18"/>
+        </w:rPr>
+        <w:t>20</w:t>
       </w:r>
       <w:r>
         <w:rPr>
@@ -1278,7 +1351,25 @@
           <w:sz w:val="18"/>
           <w:szCs w:val="18"/>
         </w:rPr>
-        <w:t xml:space="preserve"> (13–17)</w:t>
+        <w:t xml:space="preserve"> (13–</w:t>
+      </w:r>
+      <w:r>
+        <w:rPr>
+          <w:rStyle w:val="Strong"/>
+          <w:rFonts w:ascii="Arial" w:hAnsi="Arial" w:cs="Arial"/>
+          <w:sz w:val="18"/>
+          <w:szCs w:val="18"/>
+        </w:rPr>
+        <w:t>20</w:t>
+      </w:r>
+      <w:r>
+        <w:rPr>
+          <w:rStyle w:val="Strong"/>
+          <w:rFonts w:ascii="Arial" w:hAnsi="Arial" w:cs="Arial"/>
+          <w:sz w:val="18"/>
+          <w:szCs w:val="18"/>
+        </w:rPr>
+        <w:t>)</w:t>
       </w:r>
       <w:r>
         <w:rPr>
@@ -1934,16 +2025,7 @@
           <w:rFonts w:ascii="Arial" w:hAnsi="Arial" w:cs="Arial"/>
           <w:sz w:val="18"/>
         </w:rPr>
-        <w:t>Implemented resili</w:t>
-      </w:r>
-      <w:bookmarkStart w:id="0" w:name="_GoBack"/>
-      <w:bookmarkEnd w:id="0"/>
-      <w:r>
-        <w:rPr>
-          <w:rFonts w:ascii="Arial" w:hAnsi="Arial" w:cs="Arial"/>
-          <w:sz w:val="18"/>
-        </w:rPr>
-        <w:t>ent pagination, filtering, and sorting contracts so data-heavy screens stayed responsive even when query volumes spiked.</w:t>
+        <w:t>Implemented resilient pagination, filtering, and sorting contracts so data-heavy screens stayed responsive even when query volumes spiked.</w:t>
       </w:r>
     </w:p>
     <w:p>
@@ -2243,7 +2325,21 @@
           <w:rFonts w:ascii="Arial" w:hAnsi="Arial" w:cs="Arial"/>
           <w:sz w:val="18"/>
         </w:rPr>
-        <w:t xml:space="preserve"> Angular (8–17), </w:t>
+        <w:t xml:space="preserve"> Angular (8–</w:t>
+      </w:r>
+      <w:r>
+        <w:rPr>
+          <w:rFonts w:ascii="Arial" w:hAnsi="Arial" w:cs="Arial"/>
+          <w:sz w:val="18"/>
+        </w:rPr>
+        <w:t>20</w:t>
+      </w:r>
+      <w:r>
+        <w:rPr>
+          <w:rFonts w:ascii="Arial" w:hAnsi="Arial" w:cs="Arial"/>
+          <w:sz w:val="18"/>
+        </w:rPr>
+        <w:t xml:space="preserve">), </w:t>
       </w:r>
       <w:proofErr w:type="spellStart"/>
       <w:r>
